--- a/book/bonus/docx/RURAL Scorecard.docx
+++ b/book/bonus/docx/RURAL Scorecard.docx
@@ -929,7 +929,7 @@
         <w:pStyle w:val="FirstParagraph"/>
       </w:pPr>
       <w:r>
-        <w:t xml:space="preserve">One rule, three checks. Fail any one, walk.</w:t>
+        <w:t xml:space="preserve">One rule. Fail any check below, walk.</w:t>
       </w:r>
     </w:p>
     <w:p>
